--- a/COS 214 Practical 3 PDF.docx
+++ b/COS 214 Practical 3 PDF.docx
@@ -85,6 +85,7 @@
       </w:pPr>
       <w:r>
         <w:rPr>
+          <w:noProof/>
           <w:lang w:val="en-US"/>
         </w:rPr>
         <w:drawing>
@@ -139,6 +140,7 @@
       </w:r>
       <w:r>
         <w:rPr>
+          <w:noProof/>
           <w:lang w:val="en-US"/>
         </w:rPr>
         <w:drawing>
@@ -207,22 +209,13 @@
     </w:p>
     <w:p>
       <w:r>
-        <w:t xml:space="preserve">1.1 </w:t>
-      </w:r>
-      <w:r>
-        <w:t xml:space="preserve">PixelCon is a one-day gaming convention held across a single indoor/outdoor venue. Attendees move between gaming halls, a competitive tournament zone, and an outdoor plaza containing food, merchandise, and ticketing. The event runs on a live coordination system: a central control point can issue </w:t>
-      </w:r>
-      <w:r>
-        <w:t>notices</w:t>
+        <w:t>1.1 PixelCon is a one-day gaming convention held across a single indoor/outdoor venue. Attendees move between gaming halls, a competitive tournament zone, and an outdoor plaza containing food, merchandise, and ticketing. The event runs on a live coordination system: a central control point can issue notices</w:t>
       </w:r>
       <w:r>
         <w:t>,</w:t>
       </w:r>
       <w:r>
-        <w:t xml:space="preserve"> schedule</w:t>
-      </w:r>
-      <w:r>
-        <w:t xml:space="preserve"> changes, capacity warnings, weather alerts, and evacuation instructions</w:t>
+        <w:t xml:space="preserve"> schedule changes, capacity warnings, weather alerts, and evacuation instructions</w:t>
       </w:r>
       <w:r>
         <w:t>,</w:t>
@@ -233,13 +226,13 @@
     </w:p>
     <w:p>
       <w:r>
-        <w:t xml:space="preserve">The venue is large enough to justify </w:t>
-      </w:r>
-      <w:r>
-        <w:t>genuine, nested</w:t>
-      </w:r>
-      <w:r>
-        <w:t xml:space="preserve"> structure. The root event contains multiple halls; one hall contains a further nested zone dedicated to tournament play; and every hall contains several individually reactive operational units. This gives PixelCon three levels of Composite nesting below the root, and units that behave meaningfully differently from one another even though they all respond to the same shared interface.</w:t>
+        <w:t>The venue is large enough to justify nested structure. The root event contains multiple halls</w:t>
+      </w:r>
+      <w:r>
+        <w:t>:</w:t>
+      </w:r>
+      <w:r>
+        <w:t xml:space="preserve"> one hall contains a further nested zone dedicated to tournament play; and every hall contains several individually reactive operational units. This gives PixelCon three levels of Composite nesting below the root, and units that behave meaningfully differently from one another even though they all respond to the same shared interface.</w:t>
       </w:r>
     </w:p>
     <w:p>
@@ -303,7 +296,6 @@
     </w:p>
     <w:p>
       <w:r>
-        <w:lastRenderedPageBreak/>
         <w:t>Concrete event units</w:t>
       </w:r>
     </w:p>
@@ -315,6 +307,7 @@
         </w:numPr>
       </w:pPr>
       <w:r>
+        <w:lastRenderedPageBreak/>
         <w:t xml:space="preserve">PC Station — a desktop gaming seat. Indoor unit; ignores weather alerts </w:t>
       </w:r>
       <w:proofErr w:type="gramStart"/>
@@ -468,6 +461,9 @@
         </w:numPr>
       </w:pPr>
       <w:r>
+        <w:rPr>
+          <w:noProof/>
+        </w:rPr>
         <w:drawing>
           <wp:anchor distT="0" distB="0" distL="114300" distR="114300" simplePos="0" relativeHeight="251663360" behindDoc="0" locked="0" layoutInCell="1" allowOverlap="1" wp14:anchorId="77BDB7A0" wp14:editId="654182F6">
             <wp:simplePos x="0" y="0"/>
@@ -603,7 +599,6 @@
         </w:numPr>
       </w:pPr>
       <w:r>
-        <w:lastRenderedPageBreak/>
         <w:t xml:space="preserve">Leaf = </w:t>
       </w:r>
       <w:proofErr w:type="spellStart"/>
@@ -700,6 +695,7 @@
         </w:numPr>
       </w:pPr>
       <w:r>
+        <w:lastRenderedPageBreak/>
         <w:t>Client = main.cpp</w:t>
       </w:r>
     </w:p>
@@ -742,8 +738,21 @@
       </w:r>
       <w:proofErr w:type="spellEnd"/>
       <w:r>
-        <w:t xml:space="preserve"> = EventGroup, EventControl</w:t>
-      </w:r>
+        <w:t xml:space="preserve"> = </w:t>
+      </w:r>
+      <w:proofErr w:type="spellStart"/>
+      <w:r>
+        <w:t>EventGroup</w:t>
+      </w:r>
+      <w:proofErr w:type="spellEnd"/>
+      <w:r>
+        <w:t xml:space="preserve">, </w:t>
+      </w:r>
+      <w:proofErr w:type="spellStart"/>
+      <w:r>
+        <w:t>EventControl</w:t>
+      </w:r>
+      <w:proofErr w:type="spellEnd"/>
     </w:p>
     <w:p>
       <w:pPr>
@@ -769,7 +778,15 @@
       </w:r>
       <w:proofErr w:type="spellEnd"/>
       <w:r>
-        <w:t xml:space="preserve"> = EventGroup, and the ten concrete </w:t>
+        <w:t xml:space="preserve"> = </w:t>
+      </w:r>
+      <w:proofErr w:type="spellStart"/>
+      <w:r>
+        <w:t>EventGroup</w:t>
+      </w:r>
+      <w:proofErr w:type="spellEnd"/>
+      <w:r>
+        <w:t xml:space="preserve">, and the ten concrete </w:t>
       </w:r>
       <w:proofErr w:type="spellStart"/>
       <w:r>
@@ -970,11 +987,75 @@
       </w:pPr>
       <w:r>
         <w:rPr>
-          <w:lang w:val="en-US"/>
+          <w:noProof/>
+          <w:sz w:val="22"/>
+          <w:szCs w:val="22"/>
+          <w:lang w:val="en-GB"/>
         </w:rPr>
         <w:lastRenderedPageBreak/>
         <w:drawing>
-          <wp:anchor distT="0" distB="0" distL="114300" distR="114300" simplePos="0" relativeHeight="251665408" behindDoc="0" locked="0" layoutInCell="1" allowOverlap="1" wp14:anchorId="3FE90502" wp14:editId="3AD20A9D">
+          <wp:anchor distT="0" distB="0" distL="114300" distR="114300" simplePos="0" relativeHeight="251666432" behindDoc="0" locked="0" layoutInCell="1" allowOverlap="1" wp14:anchorId="45D22CD5" wp14:editId="4BEA3A1B">
+            <wp:simplePos x="0" y="0"/>
+            <wp:positionH relativeFrom="page">
+              <wp:posOffset>1910507</wp:posOffset>
+            </wp:positionH>
+            <wp:positionV relativeFrom="page">
+              <wp:posOffset>1037079</wp:posOffset>
+            </wp:positionV>
+            <wp:extent cx="7110484" cy="5870474"/>
+            <wp:effectExtent l="0" t="0" r="0" b="0"/>
+            <wp:wrapSquare wrapText="bothSides"/>
+            <wp:docPr id="1951417522" name="Picture 1"/>
+            <wp:cNvGraphicFramePr>
+              <a:graphicFrameLocks xmlns:a="http://schemas.openxmlformats.org/drawingml/2006/main" noChangeAspect="1"/>
+            </wp:cNvGraphicFramePr>
+            <a:graphic xmlns:a="http://schemas.openxmlformats.org/drawingml/2006/main">
+              <a:graphicData uri="http://schemas.openxmlformats.org/drawingml/2006/picture">
+                <pic:pic xmlns:pic="http://schemas.openxmlformats.org/drawingml/2006/picture">
+                  <pic:nvPicPr>
+                    <pic:cNvPr id="1951417522" name="Picture 1"/>
+                    <pic:cNvPicPr/>
+                  </pic:nvPicPr>
+                  <pic:blipFill>
+                    <a:blip r:embed="rId9">
+                      <a:extLst>
+                        <a:ext uri="{28A0092B-C50C-407E-A947-70E740481C1C}">
+                          <a14:useLocalDpi xmlns:a14="http://schemas.microsoft.com/office/drawing/2010/main" val="0"/>
+                        </a:ext>
+                      </a:extLst>
+                    </a:blip>
+                    <a:stretch>
+                      <a:fillRect/>
+                    </a:stretch>
+                  </pic:blipFill>
+                  <pic:spPr>
+                    <a:xfrm>
+                      <a:off x="0" y="0"/>
+                      <a:ext cx="7110484" cy="5870474"/>
+                    </a:xfrm>
+                    <a:prstGeom prst="rect">
+                      <a:avLst/>
+                    </a:prstGeom>
+                  </pic:spPr>
+                </pic:pic>
+              </a:graphicData>
+            </a:graphic>
+            <wp14:sizeRelH relativeFrom="page">
+              <wp14:pctWidth>0</wp14:pctWidth>
+            </wp14:sizeRelH>
+            <wp14:sizeRelV relativeFrom="page">
+              <wp14:pctHeight>0</wp14:pctHeight>
+            </wp14:sizeRelV>
+          </wp:anchor>
+        </w:drawing>
+      </w:r>
+      <w:r>
+        <w:rPr>
+          <w:noProof/>
+          <w:lang w:val="en-US"/>
+        </w:rPr>
+        <w:drawing>
+          <wp:anchor distT="0" distB="0" distL="114300" distR="114300" simplePos="0" relativeHeight="251665408" behindDoc="0" locked="0" layoutInCell="1" allowOverlap="1" wp14:anchorId="3FE90502" wp14:editId="16324366">
             <wp:simplePos x="0" y="0"/>
             <wp:positionH relativeFrom="margin">
               <wp:posOffset>1328568</wp:posOffset>
@@ -997,7 +1078,7 @@
                     <pic:cNvPicPr/>
                   </pic:nvPicPr>
                   <pic:blipFill>
-                    <a:blip r:embed="rId9"/>
+                    <a:blip r:embed="rId10"/>
                     <a:stretch>
                       <a:fillRect/>
                     </a:stretch>
@@ -1025,89 +1106,27 @@
       </w:r>
       <w:r>
         <w:rPr>
+          <w:lang w:val="en-US"/>
+        </w:rPr>
+        <w:t>1.3</w:t>
+      </w:r>
+    </w:p>
+    <w:p>
+      <w:pPr>
+        <w:rPr>
+          <w:lang w:val="en-US"/>
+        </w:rPr>
+      </w:pPr>
+    </w:p>
+    <w:p>
+      <w:pPr>
+        <w:rPr>
+          <w:lang w:val="en-US"/>
+        </w:rPr>
+      </w:pPr>
+      <w:r>
+        <w:rPr>
           <w:noProof/>
-          <w:sz w:val="22"/>
-          <w:szCs w:val="22"/>
-          <w:lang w:val="en-GB"/>
-        </w:rPr>
-        <w:drawing>
-          <wp:anchor distT="0" distB="0" distL="114300" distR="114300" simplePos="0" relativeHeight="251666432" behindDoc="0" locked="0" layoutInCell="1" allowOverlap="1" wp14:anchorId="45D22CD5" wp14:editId="633131BF">
-            <wp:simplePos x="0" y="0"/>
-            <wp:positionH relativeFrom="page">
-              <wp:align>left</wp:align>
-            </wp:positionH>
-            <wp:positionV relativeFrom="page">
-              <wp:posOffset>1400867</wp:posOffset>
-            </wp:positionV>
-            <wp:extent cx="10496550" cy="4999355"/>
-            <wp:effectExtent l="0" t="0" r="0" b="0"/>
-            <wp:wrapSquare wrapText="bothSides"/>
-            <wp:docPr id="1951417522" name="Picture 1"/>
-            <wp:cNvGraphicFramePr>
-              <a:graphicFrameLocks xmlns:a="http://schemas.openxmlformats.org/drawingml/2006/main" noChangeAspect="1"/>
-            </wp:cNvGraphicFramePr>
-            <a:graphic xmlns:a="http://schemas.openxmlformats.org/drawingml/2006/main">
-              <a:graphicData uri="http://schemas.openxmlformats.org/drawingml/2006/picture">
-                <pic:pic xmlns:pic="http://schemas.openxmlformats.org/drawingml/2006/picture">
-                  <pic:nvPicPr>
-                    <pic:cNvPr id="1951417522" name=""/>
-                    <pic:cNvPicPr/>
-                  </pic:nvPicPr>
-                  <pic:blipFill>
-                    <a:blip r:embed="rId10">
-                      <a:extLst>
-                        <a:ext uri="{28A0092B-C50C-407E-A947-70E740481C1C}">
-                          <a14:useLocalDpi xmlns:a14="http://schemas.microsoft.com/office/drawing/2010/main" val="0"/>
-                        </a:ext>
-                      </a:extLst>
-                    </a:blip>
-                    <a:stretch>
-                      <a:fillRect/>
-                    </a:stretch>
-                  </pic:blipFill>
-                  <pic:spPr>
-                    <a:xfrm>
-                      <a:off x="0" y="0"/>
-                      <a:ext cx="10496550" cy="4999355"/>
-                    </a:xfrm>
-                    <a:prstGeom prst="rect">
-                      <a:avLst/>
-                    </a:prstGeom>
-                  </pic:spPr>
-                </pic:pic>
-              </a:graphicData>
-            </a:graphic>
-            <wp14:sizeRelH relativeFrom="page">
-              <wp14:pctWidth>0</wp14:pctWidth>
-            </wp14:sizeRelH>
-            <wp14:sizeRelV relativeFrom="page">
-              <wp14:pctHeight>0</wp14:pctHeight>
-            </wp14:sizeRelV>
-          </wp:anchor>
-        </w:drawing>
-      </w:r>
-      <w:r>
-        <w:rPr>
-          <w:lang w:val="en-US"/>
-        </w:rPr>
-        <w:t>1.3</w:t>
-      </w:r>
-    </w:p>
-    <w:p>
-      <w:pPr>
-        <w:rPr>
-          <w:lang w:val="en-US"/>
-        </w:rPr>
-      </w:pPr>
-    </w:p>
-    <w:p>
-      <w:pPr>
-        <w:rPr>
-          <w:lang w:val="en-US"/>
-        </w:rPr>
-      </w:pPr>
-      <w:r>
-        <w:rPr>
           <w:lang w:val="en-US"/>
         </w:rPr>
         <w:drawing>
@@ -1204,10 +1223,7 @@
       </w:r>
       <w:proofErr w:type="gramEnd"/>
       <w:r>
-        <w:t xml:space="preserve"> registration</w:t>
-      </w:r>
-      <w:r>
-        <w:t xml:space="preserve"> is a freely changeable relationship. If Subject owned observers too, moving a unit between groups would risk a double-free.</w:t>
+        <w:t xml:space="preserve"> registration is a freely changeable relationship. If Subject owned observers too, moving a unit between groups would risk a double-free.</w:t>
       </w:r>
     </w:p>
     <w:p>
@@ -1242,6 +1258,7 @@
     <w:p>
       <w:r>
         <w:rPr>
+          <w:noProof/>
           <w:lang w:val="en-US"/>
         </w:rPr>
         <w:lastRenderedPageBreak/>
@@ -1488,6 +1505,7 @@
       </w:pPr>
       <w:r>
         <w:rPr>
+          <w:noProof/>
           <w:lang w:val="en-US"/>
         </w:rPr>
         <w:lastRenderedPageBreak/>
@@ -1543,6 +1561,7 @@
       </w:r>
       <w:r>
         <w:rPr>
+          <w:noProof/>
           <w:lang w:val="en-US"/>
         </w:rPr>
         <w:drawing>
@@ -1620,47 +1639,17 @@
     </w:p>
     <w:p>
       <w:r>
-        <w:t>pixelCon is the root EventGroup, containing PC Hall, Console Hall, and Outdoor Plaza, each of which contains their own leaves. This one call is sufficient to release the entire multi-level tree.</w:t>
-      </w:r>
-    </w:p>
-    <w:p>
-      <w:r>
-        <w:t xml:space="preserve">Why it's released exactly once: </w:t>
-      </w:r>
-      <w:proofErr w:type="spellStart"/>
-      <w:r>
-        <w:t>EventGroup's</w:t>
-      </w:r>
-      <w:proofErr w:type="spellEnd"/>
-      <w:r>
-        <w:t xml:space="preserve"> destructor loops over its children and calls delete on each. Since children are stored as </w:t>
-      </w:r>
-      <w:proofErr w:type="spellStart"/>
-      <w:r>
-        <w:t>EventComponent</w:t>
-      </w:r>
-      <w:proofErr w:type="spellEnd"/>
-      <w:r>
-        <w:t xml:space="preserve">*, the virtual destructor ensures the correct derived destructor </w:t>
-      </w:r>
-      <w:proofErr w:type="spellStart"/>
-      <w:r>
-        <w:t>runs</w:t>
-      </w:r>
-      <w:r>
-        <w:t>,</w:t>
-      </w:r>
-      <w:r>
-        <w:t>and</w:t>
-      </w:r>
-      <w:proofErr w:type="spellEnd"/>
-      <w:r>
-        <w:t xml:space="preserve"> if a child is itself an EventGroup, its destructor runs the same loop, so deletion recurses naturally down every level.</w:t>
-      </w:r>
-    </w:p>
-    <w:p>
-      <w:r>
-        <w:rPr>
+        <w:t>TBD from main</w:t>
+      </w:r>
+    </w:p>
+    <w:p/>
+    <w:p/>
+    <w:p/>
+    <w:p/>
+    <w:p>
+      <w:r>
+        <w:rPr>
+          <w:noProof/>
           <w:lang w:val="en-US"/>
         </w:rPr>
         <w:drawing>
@@ -1713,19 +1702,9 @@
           </wp:anchor>
         </w:drawing>
       </w:r>
-      <w:r>
-        <w:t>Transfer rule: removeChildren() erases the pointer (and detach()es it if registered) but never deletes</w:t>
-      </w:r>
-      <w:r>
-        <w:t>,</w:t>
-      </w:r>
-      <w:r>
-        <w:t xml:space="preserve"> ownership passes back to the caller, not to the void. The object can then be safely addChildren()'d onto a new parent. At no point do two children lists hold the same pointer, which is what prevents double deletion during a transfer</w:t>
-      </w:r>
-      <w:r>
-        <w:t>.</w:t>
-      </w:r>
-    </w:p>
+    </w:p>
+    <w:p/>
+    <w:p/>
     <w:p>
       <w:r>
         <w:t xml:space="preserve">3.4 </w:t>
@@ -1747,75 +1726,47 @@
         <w:rPr>
           <w:lang w:val="en-US"/>
         </w:rPr>
-        <w:t>[</w:t>
-      </w:r>
-      <w:proofErr w:type="spellStart"/>
-      <w:r>
-        <w:rPr>
-          <w:lang w:val="en-US"/>
-        </w:rPr>
-        <w:t>PixelCon</w:t>
-      </w:r>
-      <w:proofErr w:type="spellEnd"/>
-      <w:r>
-        <w:rPr>
-          <w:lang w:val="en-US"/>
-        </w:rPr>
-        <w:t>] received notice: Round times shifted by 30 minutes</w:t>
-      </w:r>
-    </w:p>
-    <w:p>
-      <w:pPr>
-        <w:rPr>
-          <w:lang w:val="en-US"/>
-        </w:rPr>
-      </w:pPr>
-      <w:r>
-        <w:rPr>
-          <w:lang w:val="en-US"/>
-        </w:rPr>
-        <w:t>[PC Hall] received notice: Round times shifted by 30 minutes</w:t>
-      </w:r>
-    </w:p>
-    <w:p>
-      <w:pPr>
-        <w:rPr>
-          <w:lang w:val="en-US"/>
-        </w:rPr>
-      </w:pPr>
-      <w:r>
-        <w:rPr>
-          <w:lang w:val="en-US"/>
-        </w:rPr>
-        <w:t>[Tournament Zone] received notice: Round times shifted by 30 minutes</w:t>
-      </w:r>
-    </w:p>
-    <w:p>
-      <w:pPr>
-        <w:rPr>
-          <w:lang w:val="en-US"/>
-        </w:rPr>
-      </w:pPr>
-      <w:r>
-        <w:rPr>
-          <w:lang w:val="en-US"/>
-        </w:rPr>
-        <w:t>Main Bracket Desk delaying round 1</w:t>
-      </w:r>
-    </w:p>
-    <w:p>
-      <w:r>
-        <w:t>What happens:</w:t>
-      </w:r>
-    </w:p>
-    <w:p>
-      <w:pPr>
-        <w:rPr>
-          <w:lang w:val="en-US"/>
-        </w:rPr>
-      </w:pPr>
-      <w:r>
-        <w:rPr>
+        <w:t>TBD: Main needs to be finished.</w:t>
+      </w:r>
+    </w:p>
+    <w:p>
+      <w:pPr>
+        <w:rPr>
+          <w:lang w:val="en-US"/>
+        </w:rPr>
+      </w:pPr>
+    </w:p>
+    <w:p>
+      <w:pPr>
+        <w:rPr>
+          <w:lang w:val="en-US"/>
+        </w:rPr>
+      </w:pPr>
+    </w:p>
+    <w:p>
+      <w:pPr>
+        <w:rPr>
+          <w:lang w:val="en-US"/>
+        </w:rPr>
+      </w:pPr>
+    </w:p>
+    <w:p>
+      <w:pPr>
+        <w:rPr>
+          <w:lang w:val="en-US"/>
+        </w:rPr>
+      </w:pPr>
+    </w:p>
+    <w:p/>
+    <w:p>
+      <w:pPr>
+        <w:rPr>
+          <w:lang w:val="en-US"/>
+        </w:rPr>
+      </w:pPr>
+      <w:r>
+        <w:rPr>
+          <w:noProof/>
           <w:lang w:val="en-US"/>
         </w:rPr>
         <w:drawing>
@@ -1868,34 +1819,12 @@
           </wp:anchor>
         </w:drawing>
       </w:r>
-      <w:r>
-        <w:t xml:space="preserve">Four levels react in sequence from one </w:t>
-      </w:r>
-      <w:proofErr w:type="spellStart"/>
-      <w:r>
-        <w:t>issueNotice</w:t>
-      </w:r>
-      <w:proofErr w:type="spellEnd"/>
-      <w:r>
-        <w:t>() call</w:t>
-      </w:r>
-      <w:r>
-        <w:t>,</w:t>
-      </w:r>
-      <w:r>
-        <w:t xml:space="preserve"> EventControl → PixelCon → PC Hall → Tournament Zone → </w:t>
-      </w:r>
-      <w:proofErr w:type="spellStart"/>
-      <w:r>
-        <w:t>TournamentDesk</w:t>
-      </w:r>
-      <w:proofErr w:type="spellEnd"/>
-      <w:r>
-        <w:t>.</w:t>
-      </w:r>
-    </w:p>
-    <w:p>
-      <w:r>
+    </w:p>
+    <w:p>
+      <w:r>
+        <w:rPr>
+          <w:noProof/>
+        </w:rPr>
         <w:drawing>
           <wp:anchor distT="0" distB="0" distL="114300" distR="114300" simplePos="0" relativeHeight="251681792" behindDoc="0" locked="0" layoutInCell="1" allowOverlap="1" wp14:anchorId="4D6FE54B" wp14:editId="5C7C2397">
             <wp:simplePos x="0" y="0"/>
@@ -2002,13 +1931,7 @@
       </w:r>
       <w:proofErr w:type="gramEnd"/>
       <w:r>
-        <w:t xml:space="preserve"> fit the same Notice shape, even for leaves. Pull would scale better if observers needed very different </w:t>
-      </w:r>
-      <w:r>
-        <w:t>data but</w:t>
-      </w:r>
-      <w:r>
-        <w:t xml:space="preserve"> would require each observer to know its subject's interface. For </w:t>
+        <w:t xml:space="preserve"> fit the same Notice shape, even for leaves. Pull would scale better if observers needed very different data but would require each observer to know its subject's interface. For </w:t>
       </w:r>
       <w:proofErr w:type="spellStart"/>
       <w:r>
@@ -2018,6 +1941,13 @@
       <w:r>
         <w:t xml:space="preserve"> small, uniform notices, Push is the simpler fit.</w:t>
       </w:r>
+    </w:p>
+    <w:p>
+      <w:pPr>
+        <w:rPr>
+          <w:lang w:val="en-US"/>
+        </w:rPr>
+      </w:pPr>
     </w:p>
     <w:p>
       <w:pPr>
@@ -2031,15 +1961,112 @@
           <w:docGrid w:linePitch="360"/>
         </w:sectPr>
       </w:pPr>
-    </w:p>
-    <w:p>
-      <w:pPr>
-        <w:rPr>
-          <w:lang w:val="en-US"/>
-        </w:rPr>
-      </w:pPr>
-      <w:r>
-        <w:rPr>
+      <w:r>
+        <w:rPr>
+          <w:lang w:val="en-US"/>
+        </w:rPr>
+        <w:drawing>
+          <wp:anchor distT="0" distB="0" distL="114300" distR="114300" simplePos="0" relativeHeight="251710464" behindDoc="0" locked="0" layoutInCell="1" allowOverlap="1" wp14:anchorId="07133F61" wp14:editId="26ADABC7">
+            <wp:simplePos x="0" y="0"/>
+            <wp:positionH relativeFrom="margin">
+              <wp:align>right</wp:align>
+            </wp:positionH>
+            <wp:positionV relativeFrom="page">
+              <wp:posOffset>5759147</wp:posOffset>
+            </wp:positionV>
+            <wp:extent cx="5731510" cy="383540"/>
+            <wp:effectExtent l="0" t="0" r="2540" b="0"/>
+            <wp:wrapSquare wrapText="bothSides"/>
+            <wp:docPr id="1769349011" name="Picture 1"/>
+            <wp:cNvGraphicFramePr>
+              <a:graphicFrameLocks xmlns:a="http://schemas.openxmlformats.org/drawingml/2006/main" noChangeAspect="1"/>
+            </wp:cNvGraphicFramePr>
+            <a:graphic xmlns:a="http://schemas.openxmlformats.org/drawingml/2006/main">
+              <a:graphicData uri="http://schemas.openxmlformats.org/drawingml/2006/picture">
+                <pic:pic xmlns:pic="http://schemas.openxmlformats.org/drawingml/2006/picture">
+                  <pic:nvPicPr>
+                    <pic:cNvPr id="1769349011" name=""/>
+                    <pic:cNvPicPr/>
+                  </pic:nvPicPr>
+                  <pic:blipFill>
+                    <a:blip r:embed="rId19"/>
+                    <a:stretch>
+                      <a:fillRect/>
+                    </a:stretch>
+                  </pic:blipFill>
+                  <pic:spPr>
+                    <a:xfrm>
+                      <a:off x="0" y="0"/>
+                      <a:ext cx="5731510" cy="383540"/>
+                    </a:xfrm>
+                    <a:prstGeom prst="rect">
+                      <a:avLst/>
+                    </a:prstGeom>
+                  </pic:spPr>
+                </pic:pic>
+              </a:graphicData>
+            </a:graphic>
+          </wp:anchor>
+        </w:drawing>
+      </w:r>
+      <w:r>
+        <w:rPr>
+          <w:lang w:val="en-US"/>
+        </w:rPr>
+        <w:drawing>
+          <wp:anchor distT="0" distB="0" distL="114300" distR="114300" simplePos="0" relativeHeight="251708416" behindDoc="0" locked="0" layoutInCell="1" allowOverlap="1" wp14:anchorId="3E62E60A" wp14:editId="731FE97E">
+            <wp:simplePos x="0" y="0"/>
+            <wp:positionH relativeFrom="page">
+              <wp:posOffset>914400</wp:posOffset>
+            </wp:positionH>
+            <wp:positionV relativeFrom="page">
+              <wp:posOffset>1228090</wp:posOffset>
+            </wp:positionV>
+            <wp:extent cx="5731510" cy="795020"/>
+            <wp:effectExtent l="0" t="0" r="2540" b="5080"/>
+            <wp:wrapSquare wrapText="bothSides"/>
+            <wp:docPr id="2114453542" name="Picture 1"/>
+            <wp:cNvGraphicFramePr>
+              <a:graphicFrameLocks xmlns:a="http://schemas.openxmlformats.org/drawingml/2006/main" noChangeAspect="1"/>
+            </wp:cNvGraphicFramePr>
+            <a:graphic xmlns:a="http://schemas.openxmlformats.org/drawingml/2006/main">
+              <a:graphicData uri="http://schemas.openxmlformats.org/drawingml/2006/picture">
+                <pic:pic xmlns:pic="http://schemas.openxmlformats.org/drawingml/2006/picture">
+                  <pic:nvPicPr>
+                    <pic:cNvPr id="2114453542" name=""/>
+                    <pic:cNvPicPr/>
+                  </pic:nvPicPr>
+                  <pic:blipFill>
+                    <a:blip r:embed="rId20"/>
+                    <a:stretch>
+                      <a:fillRect/>
+                    </a:stretch>
+                  </pic:blipFill>
+                  <pic:spPr>
+                    <a:xfrm>
+                      <a:off x="0" y="0"/>
+                      <a:ext cx="5731510" cy="795020"/>
+                    </a:xfrm>
+                    <a:prstGeom prst="rect">
+                      <a:avLst/>
+                    </a:prstGeom>
+                  </pic:spPr>
+                </pic:pic>
+              </a:graphicData>
+            </a:graphic>
+          </wp:anchor>
+        </w:drawing>
+      </w:r>
+    </w:p>
+    <w:p>
+      <w:pPr>
+        <w:rPr>
+          <w:lang w:val="en-US"/>
+        </w:rPr>
+      </w:pPr>
+      <w:r>
+        <w:rPr>
+          <w:noProof/>
           <w:lang w:val="en-US"/>
         </w:rPr>
         <w:lastRenderedPageBreak/>
@@ -2067,7 +2094,7 @@
                     <pic:cNvPicPr/>
                   </pic:nvPicPr>
                   <pic:blipFill>
-                    <a:blip r:embed="rId19"/>
+                    <a:blip r:embed="rId21"/>
                     <a:stretch>
                       <a:fillRect/>
                     </a:stretch>
@@ -2326,6 +2353,7 @@
       </w:r>
       <w:r>
         <w:rPr>
+          <w:noProof/>
           <w:lang w:val="en-US"/>
         </w:rPr>
         <w:drawing>
@@ -2352,7 +2380,7 @@
                     <pic:cNvPicPr/>
                   </pic:nvPicPr>
                   <pic:blipFill>
-                    <a:blip r:embed="rId20"/>
+                    <a:blip r:embed="rId22"/>
                     <a:stretch>
                       <a:fillRect/>
                     </a:stretch>
@@ -2500,6 +2528,7 @@
       </w:pPr>
       <w:r>
         <w:rPr>
+          <w:noProof/>
           <w:lang w:val="en-US"/>
         </w:rPr>
         <w:lastRenderedPageBreak/>
@@ -2527,7 +2556,7 @@
                     <pic:cNvPicPr/>
                   </pic:nvPicPr>
                   <pic:blipFill>
-                    <a:blip r:embed="rId21"/>
+                    <a:blip r:embed="rId23"/>
                     <a:stretch>
                       <a:fillRect/>
                     </a:stretch>
@@ -2730,6 +2759,7 @@
       </w:pPr>
       <w:r>
         <w:rPr>
+          <w:noProof/>
           <w:lang w:val="en-US"/>
         </w:rPr>
         <w:lastRenderedPageBreak/>
@@ -2757,7 +2787,7 @@
                     <pic:cNvPicPr/>
                   </pic:nvPicPr>
                   <pic:blipFill>
-                    <a:blip r:embed="rId22"/>
+                    <a:blip r:embed="rId24"/>
                     <a:stretch>
                       <a:fillRect/>
                     </a:stretch>
@@ -2977,6 +3007,7 @@
       </w:pPr>
       <w:r>
         <w:rPr>
+          <w:noProof/>
           <w:color w:val="00B0F0"/>
           <w:sz w:val="32"/>
           <w:szCs w:val="32"/>
@@ -3008,7 +3039,7 @@
                     <pic:cNvPicPr/>
                   </pic:nvPicPr>
                   <pic:blipFill>
-                    <a:blip r:embed="rId23"/>
+                    <a:blip r:embed="rId25"/>
                     <a:stretch>
                       <a:fillRect/>
                     </a:stretch>
@@ -3036,6 +3067,7 @@
       </w:r>
       <w:r>
         <w:rPr>
+          <w:noProof/>
           <w:color w:val="00B0F0"/>
           <w:sz w:val="32"/>
           <w:szCs w:val="32"/>
@@ -3066,7 +3098,7 @@
                     <pic:cNvPicPr/>
                   </pic:nvPicPr>
                   <pic:blipFill>
-                    <a:blip r:embed="rId24"/>
+                    <a:blip r:embed="rId26"/>
                     <a:stretch>
                       <a:fillRect/>
                     </a:stretch>
@@ -3092,7 +3124,7 @@
           </wp:anchor>
         </w:drawing>
       </w:r>
-      <w:hyperlink r:id="rId25" w:history="1">
+      <w:hyperlink r:id="rId27" w:history="1">
         <w:r>
           <w:rPr>
             <w:rStyle w:val="Hyperlink"/>
@@ -3245,18 +3277,30 @@
         </w:rPr>
         <w:t>1.</w:t>
       </w:r>
-    </w:p>
-    <w:p>
-      <w:pPr>
-        <w:rPr>
-          <w:lang w:val="en-US"/>
-        </w:rPr>
-      </w:pPr>
-      <w:r>
-        <w:rPr>
-          <w:lang w:val="en-US"/>
-        </w:rPr>
-        <w:t>2.</w:t>
+      <w:r>
+        <w:rPr>
+          <w:lang w:val="en-US"/>
+        </w:rPr>
+        <w:t>Updated UML for 10 leaves</w:t>
+      </w:r>
+    </w:p>
+    <w:p>
+      <w:pPr>
+        <w:rPr>
+          <w:lang w:val="en-US"/>
+        </w:rPr>
+      </w:pPr>
+      <w:r>
+        <w:rPr>
+          <w:lang w:val="en-US"/>
+        </w:rPr>
+        <w:t>2</w:t>
+      </w:r>
+      <w:r>
+        <w:rPr>
+          <w:lang w:val="en-US"/>
+        </w:rPr>
+        <w:t>. Completed Questions 1.4, 2.1, 2.2, 2.3, 2.4, 3.1, 3.2, 3.3, 3.4, 3.5, some of Question 6</w:t>
       </w:r>
     </w:p>
     <w:p>
@@ -3293,6 +3337,7 @@
       </w:r>
       <w:r>
         <w:rPr>
+          <w:noProof/>
           <w:lang w:val="en-US"/>
         </w:rPr>
         <w:drawing>
@@ -3319,7 +3364,7 @@
                     <pic:cNvPicPr/>
                   </pic:nvPicPr>
                   <pic:blipFill>
-                    <a:blip r:embed="rId26"/>
+                    <a:blip r:embed="rId28"/>
                     <a:stretch>
                       <a:fillRect/>
                     </a:stretch>
@@ -4916,6 +4961,7 @@
   <w:style w:type="character" w:default="1" w:styleId="DefaultParagraphFont">
     <w:name w:val="Default Paragraph Font"/>
     <w:uiPriority w:val="1"/>
+    <w:semiHidden/>
     <w:unhideWhenUsed/>
   </w:style>
   <w:style w:type="table" w:default="1" w:styleId="TableNormal">

--- a/COS 214 Practical 3 PDF.docx
+++ b/COS 214 Practical 3 PDF.docx
@@ -209,7 +209,13 @@
     </w:p>
     <w:p>
       <w:r>
-        <w:t>1.1 PixelCon is a one-day gaming convention held across a single indoor/outdoor venue. Attendees move between gaming halls, a competitive tournament zone, and an outdoor plaza containing food, merchandise, and ticketing. The event runs on a live coordination system: a central control point can issue notices</w:t>
+        <w:t xml:space="preserve">1.1 PixelCon is a </w:t>
+      </w:r>
+      <w:r>
+        <w:t>multi</w:t>
+      </w:r>
+      <w:r>
+        <w:t>-day gaming convention held across a single indoor/outdoor venue. Attendees move between gaming halls, a competitive tournament zone, and an outdoor plaza containing food, merchandise, and ticketing. The event runs on a live coordination system: a central control point can issue notices</w:t>
       </w:r>
       <w:r>
         <w:t>,</w:t>
@@ -296,6 +302,7 @@
     </w:p>
     <w:p>
       <w:r>
+        <w:lastRenderedPageBreak/>
         <w:t>Concrete event units</w:t>
       </w:r>
     </w:p>
@@ -307,7 +314,6 @@
         </w:numPr>
       </w:pPr>
       <w:r>
-        <w:lastRenderedPageBreak/>
         <w:t xml:space="preserve">PC Station — a desktop gaming seat. Indoor unit; ignores weather alerts </w:t>
       </w:r>
       <w:proofErr w:type="gramStart"/>
@@ -599,6 +605,7 @@
         </w:numPr>
       </w:pPr>
       <w:r>
+        <w:lastRenderedPageBreak/>
         <w:t xml:space="preserve">Leaf = </w:t>
       </w:r>
       <w:proofErr w:type="spellStart"/>
@@ -695,7 +702,6 @@
         </w:numPr>
       </w:pPr>
       <w:r>
-        <w:lastRenderedPageBreak/>
         <w:t>Client = main.cpp</w:t>
       </w:r>
     </w:p>
@@ -1316,22 +1322,36 @@
           <w:lang w:val="en-US"/>
         </w:rPr>
       </w:pPr>
+    </w:p>
+    <w:p>
+      <w:pPr>
+        <w:rPr>
+          <w:lang w:val="en-US"/>
+        </w:rPr>
+      </w:pPr>
+    </w:p>
+    <w:p>
+      <w:pPr>
+        <w:rPr>
+          <w:lang w:val="en-US"/>
+        </w:rPr>
+      </w:pPr>
       <w:r>
         <w:rPr>
           <w:noProof/>
           <w:lang w:val="en-US"/>
         </w:rPr>
         <w:drawing>
-          <wp:anchor distT="0" distB="0" distL="114300" distR="114300" simplePos="0" relativeHeight="251671552" behindDoc="0" locked="0" layoutInCell="1" allowOverlap="1" wp14:anchorId="710B74DC" wp14:editId="51DD5E45">
+          <wp:anchor distT="0" distB="0" distL="114300" distR="114300" simplePos="0" relativeHeight="251671552" behindDoc="0" locked="0" layoutInCell="1" allowOverlap="1" wp14:anchorId="710B74DC" wp14:editId="02E271C8">
             <wp:simplePos x="0" y="0"/>
             <wp:positionH relativeFrom="margin">
+              <wp:posOffset>-521453</wp:posOffset>
+            </wp:positionH>
+            <wp:positionV relativeFrom="margin">
               <wp:align>center</wp:align>
-            </wp:positionH>
-            <wp:positionV relativeFrom="page">
-              <wp:posOffset>1261432</wp:posOffset>
             </wp:positionV>
-            <wp:extent cx="5731510" cy="5731510"/>
-            <wp:effectExtent l="0" t="0" r="2540" b="2540"/>
+            <wp:extent cx="10142855" cy="3147060"/>
+            <wp:effectExtent l="0" t="0" r="0" b="0"/>
             <wp:wrapSquare wrapText="bothSides"/>
             <wp:docPr id="844524198" name="Picture 1"/>
             <wp:cNvGraphicFramePr>
@@ -1341,7 +1361,7 @@
               <a:graphicData uri="http://schemas.openxmlformats.org/drawingml/2006/picture">
                 <pic:pic xmlns:pic="http://schemas.openxmlformats.org/drawingml/2006/picture">
                   <pic:nvPicPr>
-                    <pic:cNvPr id="844524198" name="Picture 844524198"/>
+                    <pic:cNvPr id="844524198" name="Picture 1"/>
                     <pic:cNvPicPr/>
                   </pic:nvPicPr>
                   <pic:blipFill>
@@ -1359,7 +1379,7 @@
                   <pic:spPr>
                     <a:xfrm>
                       <a:off x="0" y="0"/>
-                      <a:ext cx="5731510" cy="5731510"/>
+                      <a:ext cx="10142855" cy="3147060"/>
                     </a:xfrm>
                     <a:prstGeom prst="rect">
                       <a:avLst/>
@@ -1368,93 +1388,15 @@
                 </pic:pic>
               </a:graphicData>
             </a:graphic>
+            <wp14:sizeRelH relativeFrom="margin">
+              <wp14:pctWidth>0</wp14:pctWidth>
+            </wp14:sizeRelH>
+            <wp14:sizeRelV relativeFrom="margin">
+              <wp14:pctHeight>0</wp14:pctHeight>
+            </wp14:sizeRelV>
           </wp:anchor>
         </w:drawing>
       </w:r>
-    </w:p>
-    <w:p>
-      <w:pPr>
-        <w:rPr>
-          <w:lang w:val="en-US"/>
-        </w:rPr>
-      </w:pPr>
-    </w:p>
-    <w:p>
-      <w:pPr>
-        <w:rPr>
-          <w:lang w:val="en-US"/>
-        </w:rPr>
-      </w:pPr>
-    </w:p>
-    <w:p>
-      <w:pPr>
-        <w:rPr>
-          <w:lang w:val="en-US"/>
-        </w:rPr>
-      </w:pPr>
-    </w:p>
-    <w:p>
-      <w:pPr>
-        <w:rPr>
-          <w:lang w:val="en-US"/>
-        </w:rPr>
-      </w:pPr>
-    </w:p>
-    <w:p>
-      <w:pPr>
-        <w:rPr>
-          <w:lang w:val="en-US"/>
-        </w:rPr>
-      </w:pPr>
-    </w:p>
-    <w:p>
-      <w:pPr>
-        <w:rPr>
-          <w:lang w:val="en-US"/>
-        </w:rPr>
-      </w:pPr>
-    </w:p>
-    <w:p>
-      <w:pPr>
-        <w:rPr>
-          <w:lang w:val="en-US"/>
-        </w:rPr>
-      </w:pPr>
-    </w:p>
-    <w:p>
-      <w:pPr>
-        <w:rPr>
-          <w:lang w:val="en-US"/>
-        </w:rPr>
-      </w:pPr>
-    </w:p>
-    <w:p>
-      <w:pPr>
-        <w:rPr>
-          <w:lang w:val="en-US"/>
-        </w:rPr>
-      </w:pPr>
-    </w:p>
-    <w:p>
-      <w:pPr>
-        <w:rPr>
-          <w:lang w:val="en-US"/>
-        </w:rPr>
-      </w:pPr>
-    </w:p>
-    <w:p>
-      <w:pPr>
-        <w:rPr>
-          <w:lang w:val="en-US"/>
-        </w:rPr>
-      </w:pPr>
-    </w:p>
-    <w:p>
-      <w:pPr>
-        <w:rPr>
-          <w:lang w:val="en-US"/>
-        </w:rPr>
-      </w:pPr>
     </w:p>
     <w:p>
       <w:pPr>
@@ -1638,11 +1580,23 @@
       </w:pPr>
     </w:p>
     <w:p>
-      <w:r>
-        <w:t>TBD from main</w:t>
-      </w:r>
-    </w:p>
-    <w:p/>
+      <w:proofErr w:type="spellStart"/>
+      <w:r>
+        <w:t>pixelCon</w:t>
+      </w:r>
+      <w:proofErr w:type="spellEnd"/>
+      <w:r>
+        <w:t xml:space="preserve"> owns its child </w:t>
+      </w:r>
+      <w:proofErr w:type="spellStart"/>
+      <w:r>
+        <w:t>EventComponent</w:t>
+      </w:r>
+      <w:proofErr w:type="spellEnd"/>
+      <w:r>
+        <w:t>* pointers inside its children vector. Its destructor recursively loops through and deletes each child element, ensuring every object allocated with new in main.cpp</w:t>
+      </w:r>
+    </w:p>
     <w:p/>
     <w:p/>
     <w:p/>
@@ -1710,38 +1664,122 @@
         <w:t xml:space="preserve">3.4 </w:t>
       </w:r>
       <w:r>
-        <w:rPr>
-          <w:lang w:val="en-US"/>
-        </w:rPr>
-        <w:t>Output will be:</w:t>
-      </w:r>
-    </w:p>
-    <w:p>
-      <w:pPr>
-        <w:rPr>
-          <w:lang w:val="en-US"/>
-        </w:rPr>
-      </w:pPr>
-      <w:r>
-        <w:rPr>
-          <w:lang w:val="en-US"/>
-        </w:rPr>
-        <w:t>TBD: Main needs to be finished.</w:t>
-      </w:r>
-    </w:p>
-    <w:p>
-      <w:pPr>
-        <w:rPr>
-          <w:lang w:val="en-US"/>
-        </w:rPr>
-      </w:pPr>
-    </w:p>
-    <w:p>
-      <w:pPr>
-        <w:rPr>
-          <w:lang w:val="en-US"/>
-        </w:rPr>
-      </w:pPr>
+        <w:drawing>
+          <wp:anchor distT="0" distB="0" distL="114300" distR="114300" simplePos="0" relativeHeight="251712512" behindDoc="0" locked="0" layoutInCell="1" allowOverlap="1" wp14:anchorId="439779D9" wp14:editId="35115686">
+            <wp:simplePos x="0" y="0"/>
+            <wp:positionH relativeFrom="page">
+              <wp:posOffset>914400</wp:posOffset>
+            </wp:positionH>
+            <wp:positionV relativeFrom="page">
+              <wp:posOffset>4862195</wp:posOffset>
+            </wp:positionV>
+            <wp:extent cx="5001323" cy="390580"/>
+            <wp:effectExtent l="0" t="0" r="0" b="9525"/>
+            <wp:wrapSquare wrapText="bothSides"/>
+            <wp:docPr id="667096972" name="Picture 1"/>
+            <wp:cNvGraphicFramePr>
+              <a:graphicFrameLocks xmlns:a="http://schemas.openxmlformats.org/drawingml/2006/main" noChangeAspect="1"/>
+            </wp:cNvGraphicFramePr>
+            <a:graphic xmlns:a="http://schemas.openxmlformats.org/drawingml/2006/main">
+              <a:graphicData uri="http://schemas.openxmlformats.org/drawingml/2006/picture">
+                <pic:pic xmlns:pic="http://schemas.openxmlformats.org/drawingml/2006/picture">
+                  <pic:nvPicPr>
+                    <pic:cNvPr id="667096972" name=""/>
+                    <pic:cNvPicPr/>
+                  </pic:nvPicPr>
+                  <pic:blipFill>
+                    <a:blip r:embed="rId17"/>
+                    <a:stretch>
+                      <a:fillRect/>
+                    </a:stretch>
+                  </pic:blipFill>
+                  <pic:spPr>
+                    <a:xfrm>
+                      <a:off x="0" y="0"/>
+                      <a:ext cx="5001323" cy="390580"/>
+                    </a:xfrm>
+                    <a:prstGeom prst="rect">
+                      <a:avLst/>
+                    </a:prstGeom>
+                  </pic:spPr>
+                </pic:pic>
+              </a:graphicData>
+            </a:graphic>
+          </wp:anchor>
+        </w:drawing>
+      </w:r>
+    </w:p>
+    <w:p>
+      <w:pPr>
+        <w:rPr>
+          <w:lang w:val="en-US"/>
+        </w:rPr>
+      </w:pPr>
+    </w:p>
+    <w:p>
+      <w:pPr>
+        <w:rPr>
+          <w:lang w:val="en-US"/>
+        </w:rPr>
+      </w:pPr>
+    </w:p>
+    <w:p>
+      <w:pPr>
+        <w:rPr>
+          <w:lang w:val="en-US"/>
+        </w:rPr>
+      </w:pPr>
+      <w:r>
+        <w:drawing>
+          <wp:anchor distT="0" distB="0" distL="114300" distR="114300" simplePos="0" relativeHeight="251714560" behindDoc="0" locked="0" layoutInCell="1" allowOverlap="1" wp14:anchorId="35ED15A5" wp14:editId="778BBB81">
+            <wp:simplePos x="0" y="0"/>
+            <wp:positionH relativeFrom="margin">
+              <wp:align>left</wp:align>
+            </wp:positionH>
+            <wp:positionV relativeFrom="page">
+              <wp:posOffset>5746956</wp:posOffset>
+            </wp:positionV>
+            <wp:extent cx="4324954" cy="1105054"/>
+            <wp:effectExtent l="0" t="0" r="0" b="0"/>
+            <wp:wrapSquare wrapText="bothSides"/>
+            <wp:docPr id="1616661534" name="Picture 1"/>
+            <wp:cNvGraphicFramePr>
+              <a:graphicFrameLocks xmlns:a="http://schemas.openxmlformats.org/drawingml/2006/main" noChangeAspect="1"/>
+            </wp:cNvGraphicFramePr>
+            <a:graphic xmlns:a="http://schemas.openxmlformats.org/drawingml/2006/main">
+              <a:graphicData uri="http://schemas.openxmlformats.org/drawingml/2006/picture">
+                <pic:pic xmlns:pic="http://schemas.openxmlformats.org/drawingml/2006/picture">
+                  <pic:nvPicPr>
+                    <pic:cNvPr id="1616661534" name=""/>
+                    <pic:cNvPicPr/>
+                  </pic:nvPicPr>
+                  <pic:blipFill>
+                    <a:blip r:embed="rId18"/>
+                    <a:stretch>
+                      <a:fillRect/>
+                    </a:stretch>
+                  </pic:blipFill>
+                  <pic:spPr>
+                    <a:xfrm>
+                      <a:off x="0" y="0"/>
+                      <a:ext cx="4324954" cy="1105054"/>
+                    </a:xfrm>
+                    <a:prstGeom prst="rect">
+                      <a:avLst/>
+                    </a:prstGeom>
+                  </pic:spPr>
+                </pic:pic>
+              </a:graphicData>
+            </a:graphic>
+          </wp:anchor>
+        </w:drawing>
+      </w:r>
+      <w:r>
+        <w:rPr>
+          <w:lang w:val="en-US"/>
+        </w:rPr>
+        <w:t>causes:</w:t>
+      </w:r>
     </w:p>
     <w:p>
       <w:pPr>
@@ -1793,7 +1831,7 @@
                     <pic:cNvPicPr/>
                   </pic:nvPicPr>
                   <pic:blipFill>
-                    <a:blip r:embed="rId17"/>
+                    <a:blip r:embed="rId19"/>
                     <a:stretch>
                       <a:fillRect/>
                     </a:stretch>
@@ -1849,7 +1887,7 @@
                     <pic:cNvPicPr/>
                   </pic:nvPicPr>
                   <pic:blipFill>
-                    <a:blip r:embed="rId18"/>
+                    <a:blip r:embed="rId20"/>
                     <a:stretch>
                       <a:fillRect/>
                     </a:stretch>
@@ -1963,6 +2001,7 @@
       </w:pPr>
       <w:r>
         <w:rPr>
+          <w:noProof/>
           <w:lang w:val="en-US"/>
         </w:rPr>
         <w:drawing>
@@ -1989,7 +2028,7 @@
                     <pic:cNvPicPr/>
                   </pic:nvPicPr>
                   <pic:blipFill>
-                    <a:blip r:embed="rId19"/>
+                    <a:blip r:embed="rId21"/>
                     <a:stretch>
                       <a:fillRect/>
                     </a:stretch>
@@ -2011,6 +2050,7 @@
       </w:r>
       <w:r>
         <w:rPr>
+          <w:noProof/>
           <w:lang w:val="en-US"/>
         </w:rPr>
         <w:drawing>
@@ -2037,7 +2077,7 @@
                     <pic:cNvPicPr/>
                   </pic:nvPicPr>
                   <pic:blipFill>
-                    <a:blip r:embed="rId20"/>
+                    <a:blip r:embed="rId22"/>
                     <a:stretch>
                       <a:fillRect/>
                     </a:stretch>
@@ -2094,7 +2134,7 @@
                     <pic:cNvPicPr/>
                   </pic:nvPicPr>
                   <pic:blipFill>
-                    <a:blip r:embed="rId21"/>
+                    <a:blip r:embed="rId23"/>
                     <a:stretch>
                       <a:fillRect/>
                     </a:stretch>
@@ -2150,7 +2190,7 @@
                     <pic:cNvPicPr/>
                   </pic:nvPicPr>
                   <pic:blipFill>
-                    <a:blip r:embed="rId13">
+                    <a:blip r:embed="rId24">
                       <a:extLst>
                         <a:ext uri="{28A0092B-C50C-407E-A947-70E740481C1C}">
                           <a14:useLocalDpi xmlns:a14="http://schemas.microsoft.com/office/drawing/2010/main" val="0"/>
@@ -2325,7 +2365,7 @@
                     <pic:cNvPicPr/>
                   </pic:nvPicPr>
                   <pic:blipFill>
-                    <a:blip r:embed="rId13">
+                    <a:blip r:embed="rId24">
                       <a:extLst>
                         <a:ext uri="{28A0092B-C50C-407E-A947-70E740481C1C}">
                           <a14:useLocalDpi xmlns:a14="http://schemas.microsoft.com/office/drawing/2010/main" val="0"/>
@@ -2380,7 +2420,7 @@
                     <pic:cNvPicPr/>
                   </pic:nvPicPr>
                   <pic:blipFill>
-                    <a:blip r:embed="rId22"/>
+                    <a:blip r:embed="rId25"/>
                     <a:stretch>
                       <a:fillRect/>
                     </a:stretch>
@@ -2556,7 +2596,7 @@
                     <pic:cNvPicPr/>
                   </pic:nvPicPr>
                   <pic:blipFill>
-                    <a:blip r:embed="rId23"/>
+                    <a:blip r:embed="rId26"/>
                     <a:stretch>
                       <a:fillRect/>
                     </a:stretch>
@@ -2612,7 +2652,7 @@
                     <pic:cNvPicPr/>
                   </pic:nvPicPr>
                   <pic:blipFill>
-                    <a:blip r:embed="rId13">
+                    <a:blip r:embed="rId24">
                       <a:extLst>
                         <a:ext uri="{28A0092B-C50C-407E-A947-70E740481C1C}">
                           <a14:useLocalDpi xmlns:a14="http://schemas.microsoft.com/office/drawing/2010/main" val="0"/>
@@ -2787,7 +2827,7 @@
                     <pic:cNvPicPr/>
                   </pic:nvPicPr>
                   <pic:blipFill>
-                    <a:blip r:embed="rId24"/>
+                    <a:blip r:embed="rId27"/>
                     <a:stretch>
                       <a:fillRect/>
                     </a:stretch>
@@ -2843,7 +2883,7 @@
                     <pic:cNvPicPr/>
                   </pic:nvPicPr>
                   <pic:blipFill>
-                    <a:blip r:embed="rId13">
+                    <a:blip r:embed="rId24">
                       <a:extLst>
                         <a:ext uri="{28A0092B-C50C-407E-A947-70E740481C1C}">
                           <a14:useLocalDpi xmlns:a14="http://schemas.microsoft.com/office/drawing/2010/main" val="0"/>
@@ -3039,7 +3079,7 @@
                     <pic:cNvPicPr/>
                   </pic:nvPicPr>
                   <pic:blipFill>
-                    <a:blip r:embed="rId25"/>
+                    <a:blip r:embed="rId28"/>
                     <a:stretch>
                       <a:fillRect/>
                     </a:stretch>
@@ -3098,7 +3138,7 @@
                     <pic:cNvPicPr/>
                   </pic:nvPicPr>
                   <pic:blipFill>
-                    <a:blip r:embed="rId26"/>
+                    <a:blip r:embed="rId29"/>
                     <a:stretch>
                       <a:fillRect/>
                     </a:stretch>
@@ -3124,7 +3164,7 @@
           </wp:anchor>
         </w:drawing>
       </w:r>
-      <w:hyperlink r:id="rId27" w:history="1">
+      <w:hyperlink r:id="rId30" w:history="1">
         <w:r>
           <w:rPr>
             <w:rStyle w:val="Hyperlink"/>
@@ -3173,6 +3213,12 @@
         </w:rPr>
         <w:t>1.</w:t>
       </w:r>
+      <w:r>
+        <w:rPr>
+          <w:lang w:val="en-US"/>
+        </w:rPr>
+        <w:t xml:space="preserve"> Made Main UML diagram</w:t>
+      </w:r>
     </w:p>
     <w:p>
       <w:pPr>
@@ -3186,6 +3232,12 @@
         </w:rPr>
         <w:t>2.</w:t>
       </w:r>
+      <w:r>
+        <w:rPr>
+          <w:lang w:val="en-US"/>
+        </w:rPr>
+        <w:t xml:space="preserve"> Completed all sequence Diagrams</w:t>
+      </w:r>
     </w:p>
     <w:p>
       <w:pPr>
@@ -3225,6 +3277,12 @@
         </w:rPr>
         <w:t>1.</w:t>
       </w:r>
+      <w:r>
+        <w:rPr>
+          <w:lang w:val="en-US"/>
+        </w:rPr>
+        <w:t>Coded 5 leaves</w:t>
+      </w:r>
     </w:p>
     <w:p>
       <w:pPr>
@@ -3281,39 +3339,51 @@
         <w:rPr>
           <w:lang w:val="en-US"/>
         </w:rPr>
-        <w:t>Updated UML for 10 leaves</w:t>
-      </w:r>
-    </w:p>
-    <w:p>
-      <w:pPr>
-        <w:rPr>
-          <w:lang w:val="en-US"/>
-        </w:rPr>
-      </w:pPr>
-      <w:r>
-        <w:rPr>
-          <w:lang w:val="en-US"/>
-        </w:rPr>
-        <w:t>2</w:t>
+        <w:t xml:space="preserve">Updated UML </w:t>
+      </w:r>
+      <w:r>
+        <w:rPr>
+          <w:lang w:val="en-US"/>
+        </w:rPr>
+        <w:t xml:space="preserve"> part </w:t>
+      </w:r>
+      <w:r>
+        <w:rPr>
+          <w:lang w:val="en-US"/>
+        </w:rPr>
+        <w:t>for 10 leaves</w:t>
+      </w:r>
+    </w:p>
+    <w:p>
+      <w:pPr>
+        <w:rPr>
+          <w:lang w:val="en-US"/>
+        </w:rPr>
+      </w:pPr>
+      <w:r>
+        <w:rPr>
+          <w:lang w:val="en-US"/>
+        </w:rPr>
+        <w:t>2. Completed Object diagram</w:t>
+      </w:r>
+    </w:p>
+    <w:p>
+      <w:pPr>
+        <w:rPr>
+          <w:lang w:val="en-US"/>
+        </w:rPr>
+      </w:pPr>
+      <w:r>
+        <w:rPr>
+          <w:lang w:val="en-US"/>
+        </w:rPr>
+        <w:t>3</w:t>
       </w:r>
       <w:r>
         <w:rPr>
           <w:lang w:val="en-US"/>
         </w:rPr>
         <w:t>. Completed Questions 1.4, 2.1, 2.2, 2.3, 2.4, 3.1, 3.2, 3.3, 3.4, 3.5, some of Question 6</w:t>
-      </w:r>
-    </w:p>
-    <w:p>
-      <w:pPr>
-        <w:rPr>
-          <w:lang w:val="en-US"/>
-        </w:rPr>
-      </w:pPr>
-      <w:r>
-        <w:rPr>
-          <w:lang w:val="en-US"/>
-        </w:rPr>
-        <w:t>3.</w:t>
       </w:r>
     </w:p>
     <w:p>
@@ -3364,7 +3434,7 @@
                     <pic:cNvPicPr/>
                   </pic:nvPicPr>
                   <pic:blipFill>
-                    <a:blip r:embed="rId28"/>
+                    <a:blip r:embed="rId31"/>
                     <a:stretch>
                       <a:fillRect/>
                     </a:stretch>
@@ -3416,17 +3486,219 @@
           <w:noProof/>
           <w:lang w:val="en-US"/>
         </w:rPr>
+        <mc:AlternateContent>
+          <mc:Choice Requires="wps">
+            <w:drawing>
+              <wp:anchor distT="0" distB="0" distL="114300" distR="114300" simplePos="0" relativeHeight="251719680" behindDoc="0" locked="0" layoutInCell="1" allowOverlap="1" wp14:anchorId="379538AA" wp14:editId="31EEB6BA">
+                <wp:simplePos x="0" y="0"/>
+                <wp:positionH relativeFrom="page">
+                  <wp:posOffset>4578071</wp:posOffset>
+                </wp:positionH>
+                <wp:positionV relativeFrom="page">
+                  <wp:posOffset>7364780</wp:posOffset>
+                </wp:positionV>
+                <wp:extent cx="797356" cy="270662"/>
+                <wp:effectExtent l="0" t="0" r="0" b="0"/>
+                <wp:wrapNone/>
+                <wp:docPr id="1022765978" name="Text Box 1"/>
+                <wp:cNvGraphicFramePr/>
+                <a:graphic xmlns:a="http://schemas.openxmlformats.org/drawingml/2006/main">
+                  <a:graphicData uri="http://schemas.microsoft.com/office/word/2010/wordprocessingShape">
+                    <wps:wsp>
+                      <wps:cNvSpPr txBox="1"/>
+                      <wps:spPr>
+                        <a:xfrm>
+                          <a:off x="0" y="0"/>
+                          <a:ext cx="797356" cy="270662"/>
+                        </a:xfrm>
+                        <a:prstGeom prst="rect">
+                          <a:avLst/>
+                        </a:prstGeom>
+                        <a:noFill/>
+                        <a:ln w="6350">
+                          <a:noFill/>
+                        </a:ln>
+                      </wps:spPr>
+                      <wps:txbx>
+                        <w:txbxContent>
+                          <w:p>
+                            <w:pPr>
+                              <w:rPr>
+                                <w:lang w:val="en-US"/>
+                              </w:rPr>
+                            </w:pPr>
+                            <w:r>
+                              <w:rPr>
+                                <w:lang w:val="en-US"/>
+                              </w:rPr>
+                              <w:t>Takunda</w:t>
+                            </w:r>
+                          </w:p>
+                        </w:txbxContent>
+                      </wps:txbx>
+                      <wps:bodyPr rot="0" spcFirstLastPara="0" vertOverflow="overflow" horzOverflow="overflow" vert="horz" wrap="square" lIns="91440" tIns="45720" rIns="91440" bIns="45720" numCol="1" spcCol="0" rtlCol="0" fromWordArt="0" anchor="t" anchorCtr="0" forceAA="0" compatLnSpc="1">
+                        <a:prstTxWarp prst="textNoShape">
+                          <a:avLst/>
+                        </a:prstTxWarp>
+                        <a:noAutofit/>
+                      </wps:bodyPr>
+                    </wps:wsp>
+                  </a:graphicData>
+                </a:graphic>
+                <wp14:sizeRelH relativeFrom="margin">
+                  <wp14:pctWidth>0</wp14:pctWidth>
+                </wp14:sizeRelH>
+                <wp14:sizeRelV relativeFrom="margin">
+                  <wp14:pctHeight>0</wp14:pctHeight>
+                </wp14:sizeRelV>
+              </wp:anchor>
+            </w:drawing>
+          </mc:Choice>
+          <mc:Fallback>
+            <w:pict>
+              <v:shapetype w14:anchorId="379538AA" id="_x0000_t202" coordsize="21600,21600" o:spt="202" path="m,l,21600r21600,l21600,xe">
+                <v:stroke joinstyle="miter"/>
+                <v:path gradientshapeok="t" o:connecttype="rect"/>
+              </v:shapetype>
+              <v:shape id="Text Box 1" o:spid="_x0000_s1026" type="#_x0000_t202" style="position:absolute;margin-left:360.5pt;margin-top:579.9pt;width:62.8pt;height:21.3pt;z-index:251719680;visibility:visible;mso-wrap-style:square;mso-width-percent:0;mso-height-percent:0;mso-wrap-distance-left:9pt;mso-wrap-distance-top:0;mso-wrap-distance-right:9pt;mso-wrap-distance-bottom:0;mso-position-horizontal:absolute;mso-position-horizontal-relative:page;mso-position-vertical:absolute;mso-position-vertical-relative:page;mso-width-percent:0;mso-height-percent:0;mso-width-relative:margin;mso-height-relative:margin;v-text-anchor:top" o:gfxdata="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" filled="f" stroked="f" strokeweight=".5pt">
+                <v:textbox>
+                  <w:txbxContent>
+                    <w:p>
+                      <w:pPr>
+                        <w:rPr>
+                          <w:lang w:val="en-US"/>
+                        </w:rPr>
+                      </w:pPr>
+                      <w:r>
+                        <w:rPr>
+                          <w:lang w:val="en-US"/>
+                        </w:rPr>
+                        <w:t>Takunda</w:t>
+                      </w:r>
+                    </w:p>
+                  </w:txbxContent>
+                </v:textbox>
+                <w10:wrap anchorx="page" anchory="page"/>
+              </v:shape>
+            </w:pict>
+          </mc:Fallback>
+        </mc:AlternateContent>
+      </w:r>
+      <w:r>
+        <w:rPr>
+          <w:noProof/>
+          <w:lang w:val="en-US"/>
+        </w:rPr>
+        <mc:AlternateContent>
+          <mc:Choice Requires="wps">
+            <w:drawing>
+              <wp:anchor distT="0" distB="0" distL="114300" distR="114300" simplePos="0" relativeHeight="251717632" behindDoc="0" locked="0" layoutInCell="1" allowOverlap="1" wp14:anchorId="24DE1608" wp14:editId="0F5C5712">
+                <wp:simplePos x="0" y="0"/>
+                <wp:positionH relativeFrom="page">
+                  <wp:posOffset>1294688</wp:posOffset>
+                </wp:positionH>
+                <wp:positionV relativeFrom="page">
+                  <wp:posOffset>7366279</wp:posOffset>
+                </wp:positionV>
+                <wp:extent cx="797356" cy="270662"/>
+                <wp:effectExtent l="0" t="0" r="0" b="0"/>
+                <wp:wrapNone/>
+                <wp:docPr id="1363952394" name="Text Box 1"/>
+                <wp:cNvGraphicFramePr/>
+                <a:graphic xmlns:a="http://schemas.openxmlformats.org/drawingml/2006/main">
+                  <a:graphicData uri="http://schemas.microsoft.com/office/word/2010/wordprocessingShape">
+                    <wps:wsp>
+                      <wps:cNvSpPr txBox="1"/>
+                      <wps:spPr>
+                        <a:xfrm>
+                          <a:off x="0" y="0"/>
+                          <a:ext cx="797356" cy="270662"/>
+                        </a:xfrm>
+                        <a:prstGeom prst="rect">
+                          <a:avLst/>
+                        </a:prstGeom>
+                        <a:noFill/>
+                        <a:ln w="6350">
+                          <a:noFill/>
+                        </a:ln>
+                      </wps:spPr>
+                      <wps:txbx>
+                        <w:txbxContent>
+                          <w:p>
+                            <w:pPr>
+                              <w:rPr>
+                                <w:lang w:val="en-US"/>
+                              </w:rPr>
+                            </w:pPr>
+                            <w:r>
+                              <w:rPr>
+                                <w:lang w:val="en-US"/>
+                              </w:rPr>
+                              <w:t>Brett</w:t>
+                            </w:r>
+                          </w:p>
+                        </w:txbxContent>
+                      </wps:txbx>
+                      <wps:bodyPr rot="0" spcFirstLastPara="0" vertOverflow="overflow" horzOverflow="overflow" vert="horz" wrap="square" lIns="91440" tIns="45720" rIns="91440" bIns="45720" numCol="1" spcCol="0" rtlCol="0" fromWordArt="0" anchor="t" anchorCtr="0" forceAA="0" compatLnSpc="1">
+                        <a:prstTxWarp prst="textNoShape">
+                          <a:avLst/>
+                        </a:prstTxWarp>
+                        <a:noAutofit/>
+                      </wps:bodyPr>
+                    </wps:wsp>
+                  </a:graphicData>
+                </a:graphic>
+                <wp14:sizeRelH relativeFrom="margin">
+                  <wp14:pctWidth>0</wp14:pctWidth>
+                </wp14:sizeRelH>
+                <wp14:sizeRelV relativeFrom="margin">
+                  <wp14:pctHeight>0</wp14:pctHeight>
+                </wp14:sizeRelV>
+              </wp:anchor>
+            </w:drawing>
+          </mc:Choice>
+          <mc:Fallback>
+            <w:pict>
+              <v:shape w14:anchorId="24DE1608" id="_x0000_s1027" type="#_x0000_t202" style="position:absolute;margin-left:101.95pt;margin-top:580pt;width:62.8pt;height:21.3pt;z-index:251717632;visibility:visible;mso-wrap-style:square;mso-width-percent:0;mso-height-percent:0;mso-wrap-distance-left:9pt;mso-wrap-distance-top:0;mso-wrap-distance-right:9pt;mso-wrap-distance-bottom:0;mso-position-horizontal:absolute;mso-position-horizontal-relative:page;mso-position-vertical:absolute;mso-position-vertical-relative:page;mso-width-percent:0;mso-height-percent:0;mso-width-relative:margin;mso-height-relative:margin;v-text-anchor:top" o:gfxdata="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" filled="f" stroked="f" strokeweight=".5pt">
+                <v:textbox>
+                  <w:txbxContent>
+                    <w:p>
+                      <w:pPr>
+                        <w:rPr>
+                          <w:lang w:val="en-US"/>
+                        </w:rPr>
+                      </w:pPr>
+                      <w:r>
+                        <w:rPr>
+                          <w:lang w:val="en-US"/>
+                        </w:rPr>
+                        <w:t>Brett</w:t>
+                      </w:r>
+                    </w:p>
+                  </w:txbxContent>
+                </v:textbox>
+                <w10:wrap anchorx="page" anchory="page"/>
+              </v:shape>
+            </w:pict>
+          </mc:Fallback>
+        </mc:AlternateContent>
+      </w:r>
+      <w:r>
+        <w:rPr>
+          <w:noProof/>
+          <w:lang w:val="en-US"/>
+        </w:rPr>
         <w:drawing>
-          <wp:anchor distT="0" distB="0" distL="114300" distR="114300" simplePos="0" relativeHeight="251706368" behindDoc="0" locked="0" layoutInCell="1" allowOverlap="1" wp14:anchorId="4B44FD17" wp14:editId="2D529B66">
+          <wp:anchor distT="0" distB="0" distL="114300" distR="114300" simplePos="0" relativeHeight="251706368" behindDoc="0" locked="0" layoutInCell="1" allowOverlap="1" wp14:anchorId="4B44FD17" wp14:editId="11DCF277">
             <wp:simplePos x="0" y="0"/>
             <wp:positionH relativeFrom="margin">
-              <wp:posOffset>487476</wp:posOffset>
+              <wp:posOffset>160884</wp:posOffset>
             </wp:positionH>
             <wp:positionV relativeFrom="page">
-              <wp:posOffset>7568242</wp:posOffset>
+              <wp:posOffset>7614285</wp:posOffset>
             </wp:positionV>
-            <wp:extent cx="2550160" cy="2550160"/>
-            <wp:effectExtent l="0" t="0" r="2540" b="2540"/>
+            <wp:extent cx="1887220" cy="2917190"/>
+            <wp:effectExtent l="0" t="0" r="0" b="0"/>
             <wp:wrapSquare wrapText="bothSides"/>
             <wp:docPr id="867315406" name="Picture 1"/>
             <wp:cNvGraphicFramePr>
@@ -3436,11 +3708,11 @@
               <a:graphicData uri="http://schemas.openxmlformats.org/drawingml/2006/picture">
                 <pic:pic xmlns:pic="http://schemas.openxmlformats.org/drawingml/2006/picture">
                   <pic:nvPicPr>
-                    <pic:cNvPr id="844524198" name="Picture 844524198"/>
+                    <pic:cNvPr id="867315406" name="Picture 1"/>
                     <pic:cNvPicPr/>
                   </pic:nvPicPr>
                   <pic:blipFill>
-                    <a:blip r:embed="rId13">
+                    <a:blip r:embed="rId32" cstate="print">
                       <a:extLst>
                         <a:ext uri="{28A0092B-C50C-407E-A947-70E740481C1C}">
                           <a14:useLocalDpi xmlns:a14="http://schemas.microsoft.com/office/drawing/2010/main" val="0"/>
@@ -3454,7 +3726,68 @@
                   <pic:spPr>
                     <a:xfrm>
                       <a:off x="0" y="0"/>
-                      <a:ext cx="2550160" cy="2550160"/>
+                      <a:ext cx="1887220" cy="2917190"/>
+                    </a:xfrm>
+                    <a:prstGeom prst="rect">
+                      <a:avLst/>
+                    </a:prstGeom>
+                  </pic:spPr>
+                </pic:pic>
+              </a:graphicData>
+            </a:graphic>
+            <wp14:sizeRelH relativeFrom="margin">
+              <wp14:pctWidth>0</wp14:pctWidth>
+            </wp14:sizeRelH>
+            <wp14:sizeRelV relativeFrom="margin">
+              <wp14:pctHeight>0</wp14:pctHeight>
+            </wp14:sizeRelV>
+          </wp:anchor>
+        </w:drawing>
+      </w:r>
+      <w:r>
+        <w:rPr>
+          <w:noProof/>
+          <w:lang w:val="en-US"/>
+        </w:rPr>
+        <w:drawing>
+          <wp:anchor distT="0" distB="0" distL="114300" distR="114300" simplePos="0" relativeHeight="251716608" behindDoc="0" locked="0" layoutInCell="1" allowOverlap="1" wp14:anchorId="35FDE85F" wp14:editId="752F0573">
+            <wp:simplePos x="0" y="0"/>
+            <wp:positionH relativeFrom="margin">
+              <wp:posOffset>3446170</wp:posOffset>
+            </wp:positionH>
+            <wp:positionV relativeFrom="page">
+              <wp:posOffset>7584592</wp:posOffset>
+            </wp:positionV>
+            <wp:extent cx="1531620" cy="2917190"/>
+            <wp:effectExtent l="0" t="0" r="0" b="0"/>
+            <wp:wrapSquare wrapText="bothSides"/>
+            <wp:docPr id="756216199" name="Picture 1"/>
+            <wp:cNvGraphicFramePr>
+              <a:graphicFrameLocks xmlns:a="http://schemas.openxmlformats.org/drawingml/2006/main" noChangeAspect="1"/>
+            </wp:cNvGraphicFramePr>
+            <a:graphic xmlns:a="http://schemas.openxmlformats.org/drawingml/2006/main">
+              <a:graphicData uri="http://schemas.openxmlformats.org/drawingml/2006/picture">
+                <pic:pic xmlns:pic="http://schemas.openxmlformats.org/drawingml/2006/picture">
+                  <pic:nvPicPr>
+                    <pic:cNvPr id="756216199" name="Picture 1"/>
+                    <pic:cNvPicPr/>
+                  </pic:nvPicPr>
+                  <pic:blipFill>
+                    <a:blip r:embed="rId33">
+                      <a:extLst>
+                        <a:ext uri="{28A0092B-C50C-407E-A947-70E740481C1C}">
+                          <a14:useLocalDpi xmlns:a14="http://schemas.microsoft.com/office/drawing/2010/main" val="0"/>
+                        </a:ext>
+                      </a:extLst>
+                    </a:blip>
+                    <a:stretch>
+                      <a:fillRect/>
+                    </a:stretch>
+                  </pic:blipFill>
+                  <pic:spPr>
+                    <a:xfrm>
+                      <a:off x="0" y="0"/>
+                      <a:ext cx="1531620" cy="2917190"/>
                     </a:xfrm>
                     <a:prstGeom prst="rect">
                       <a:avLst/>
@@ -4961,7 +5294,6 @@
   <w:style w:type="character" w:default="1" w:styleId="DefaultParagraphFont">
     <w:name w:val="Default Paragraph Font"/>
     <w:uiPriority w:val="1"/>
-    <w:semiHidden/>
     <w:unhideWhenUsed/>
   </w:style>
   <w:style w:type="table" w:default="1" w:styleId="TableNormal">
